--- a/output/hsk2/buoi01_moian_vitquay/baitap/hocsinh/worksheet.docx
+++ b/output/hsk2/buoi01_moian_vitquay/baitap/hocsinh/worksheet.docx
@@ -19,7 +19,7 @@
     </w:p>
     <w:p>
       <w:pPr>
-        <w:spacing w:before="280"/>
+        <w:spacing w:before="200"/>
       </w:pPr>
       <w:r>
         <w:rPr>
@@ -61,14 +61,14 @@
         <w:tblLook w:firstColumn="1" w:firstRow="1" w:lastColumn="0" w:lastRow="0" w:noHBand="0" w:noVBand="1" w:val="04A0"/>
       </w:tblPr>
       <w:tblGrid>
-        <w:gridCol w:w="2880"/>
-        <w:gridCol w:w="2880"/>
-        <w:gridCol w:w="2880"/>
+        <w:gridCol w:w="3408"/>
+        <w:gridCol w:w="3408"/>
+        <w:gridCol w:w="3408"/>
       </w:tblGrid>
       <w:tr>
         <w:tc>
           <w:tcPr>
-            <w:tcW w:type="dxa" w:w="2880"/>
+            <w:tcW w:type="dxa" w:w="3408"/>
           </w:tcPr>
           <w:p>
             <w:r>
@@ -85,7 +85,7 @@
         </w:tc>
         <w:tc>
           <w:tcPr>
-            <w:tcW w:type="dxa" w:w="2880"/>
+            <w:tcW w:type="dxa" w:w="3408"/>
           </w:tcPr>
           <w:p>
             <w:r>
@@ -102,7 +102,7 @@
         </w:tc>
         <w:tc>
           <w:tcPr>
-            <w:tcW w:type="dxa" w:w="2880"/>
+            <w:tcW w:type="dxa" w:w="3408"/>
           </w:tcPr>
           <w:p>
             <w:r>
@@ -121,7 +121,7 @@
       <w:tr>
         <w:tc>
           <w:tcPr>
-            <w:tcW w:type="dxa" w:w="2880"/>
+            <w:tcW w:type="dxa" w:w="3408"/>
           </w:tcPr>
           <w:p>
             <w:r>
@@ -138,7 +138,7 @@
         </w:tc>
         <w:tc>
           <w:tcPr>
-            <w:tcW w:type="dxa" w:w="2880"/>
+            <w:tcW w:type="dxa" w:w="3408"/>
           </w:tcPr>
           <w:p>
             <w:r>
@@ -155,7 +155,7 @@
         </w:tc>
         <w:tc>
           <w:tcPr>
-            <w:tcW w:type="dxa" w:w="2880"/>
+            <w:tcW w:type="dxa" w:w="3408"/>
           </w:tcPr>
           <w:p>
             <w:r>
@@ -174,7 +174,7 @@
       <w:tr>
         <w:tc>
           <w:tcPr>
-            <w:tcW w:type="dxa" w:w="2880"/>
+            <w:tcW w:type="dxa" w:w="3408"/>
           </w:tcPr>
           <w:p>
             <w:r>
@@ -191,7 +191,7 @@
         </w:tc>
         <w:tc>
           <w:tcPr>
-            <w:tcW w:type="dxa" w:w="2880"/>
+            <w:tcW w:type="dxa" w:w="3408"/>
           </w:tcPr>
           <w:p>
             <w:r>
@@ -208,7 +208,7 @@
         </w:tc>
         <w:tc>
           <w:tcPr>
-            <w:tcW w:type="dxa" w:w="2880"/>
+            <w:tcW w:type="dxa" w:w="3408"/>
           </w:tcPr>
           <w:p>
             <w:r>
@@ -227,7 +227,7 @@
       <w:tr>
         <w:tc>
           <w:tcPr>
-            <w:tcW w:type="dxa" w:w="2880"/>
+            <w:tcW w:type="dxa" w:w="3408"/>
           </w:tcPr>
           <w:p>
             <w:r>
@@ -244,7 +244,7 @@
         </w:tc>
         <w:tc>
           <w:tcPr>
-            <w:tcW w:type="dxa" w:w="2880"/>
+            <w:tcW w:type="dxa" w:w="3408"/>
           </w:tcPr>
           <w:p>
             <w:r>
@@ -261,7 +261,7 @@
         </w:tc>
         <w:tc>
           <w:tcPr>
-            <w:tcW w:type="dxa" w:w="2880"/>
+            <w:tcW w:type="dxa" w:w="3408"/>
           </w:tcPr>
           <w:p>
             <w:r>
@@ -280,7 +280,7 @@
       <w:tr>
         <w:tc>
           <w:tcPr>
-            <w:tcW w:type="dxa" w:w="2880"/>
+            <w:tcW w:type="dxa" w:w="3408"/>
           </w:tcPr>
           <w:p>
             <w:r>
@@ -297,7 +297,7 @@
         </w:tc>
         <w:tc>
           <w:tcPr>
-            <w:tcW w:type="dxa" w:w="2880"/>
+            <w:tcW w:type="dxa" w:w="3408"/>
           </w:tcPr>
           <w:p>
             <w:r>
@@ -314,7 +314,7 @@
         </w:tc>
         <w:tc>
           <w:tcPr>
-            <w:tcW w:type="dxa" w:w="2880"/>
+            <w:tcW w:type="dxa" w:w="3408"/>
           </w:tcPr>
           <w:p>
             <w:r>
@@ -333,7 +333,7 @@
       <w:tr>
         <w:tc>
           <w:tcPr>
-            <w:tcW w:type="dxa" w:w="2880"/>
+            <w:tcW w:type="dxa" w:w="3408"/>
           </w:tcPr>
           <w:p>
             <w:r>
@@ -350,7 +350,7 @@
         </w:tc>
         <w:tc>
           <w:tcPr>
-            <w:tcW w:type="dxa" w:w="2880"/>
+            <w:tcW w:type="dxa" w:w="3408"/>
           </w:tcPr>
           <w:p>
             <w:r>
@@ -367,7 +367,7 @@
         </w:tc>
         <w:tc>
           <w:tcPr>
-            <w:tcW w:type="dxa" w:w="2880"/>
+            <w:tcW w:type="dxa" w:w="3408"/>
           </w:tcPr>
           <w:p>
             <w:r>
@@ -386,7 +386,7 @@
       <w:tr>
         <w:tc>
           <w:tcPr>
-            <w:tcW w:type="dxa" w:w="2880"/>
+            <w:tcW w:type="dxa" w:w="3408"/>
           </w:tcPr>
           <w:p>
             <w:r>
@@ -403,7 +403,7 @@
         </w:tc>
         <w:tc>
           <w:tcPr>
-            <w:tcW w:type="dxa" w:w="2880"/>
+            <w:tcW w:type="dxa" w:w="3408"/>
           </w:tcPr>
           <w:p>
             <w:r>
@@ -420,7 +420,7 @@
         </w:tc>
         <w:tc>
           <w:tcPr>
-            <w:tcW w:type="dxa" w:w="2880"/>
+            <w:tcW w:type="dxa" w:w="3408"/>
           </w:tcPr>
           <w:p>
             <w:r>
@@ -439,7 +439,7 @@
     </w:tbl>
     <w:p>
       <w:pPr>
-        <w:spacing w:before="280"/>
+        <w:spacing w:before="200"/>
       </w:pPr>
       <w:r>
         <w:rPr>
@@ -656,7 +656,7 @@
     </w:p>
     <w:p>
       <w:pPr>
-        <w:spacing w:before="280"/>
+        <w:spacing w:before="200"/>
       </w:pPr>
       <w:r>
         <w:rPr>
@@ -1036,7 +1036,7 @@
     </w:p>
     <w:p>
       <w:pPr>
-        <w:spacing w:before="280"/>
+        <w:spacing w:before="200"/>
       </w:pPr>
       <w:r>
         <w:rPr>
@@ -1092,8 +1092,6 @@
         </w:rPr>
         <w:t>来 / 北京 / 旅游 / 的 / 我们 / 是</w:t>
       </w:r>
-    </w:p>
-    <w:p>
       <w:r>
         <w:rPr>
           <w:rFonts w:ascii="Calibri" w:hAnsi="Calibri"/>
@@ -1102,7 +1100,7 @@
           <w:color w:val="6B7683"/>
           <w:sz w:val="24"/>
         </w:rPr>
-        <w:t>→ ＿＿＿＿＿＿＿＿＿＿＿＿</w:t>
+        <w:t xml:space="preserve">   → ＿＿＿＿＿＿＿＿</w:t>
       </w:r>
     </w:p>
     <w:p>
@@ -1126,8 +1124,6 @@
         </w:rPr>
         <w:t>是 / 他 / 的 / 学生 / 吧 / 你 / 就</w:t>
       </w:r>
-    </w:p>
-    <w:p>
       <w:r>
         <w:rPr>
           <w:rFonts w:ascii="Calibri" w:hAnsi="Calibri"/>
@@ -1136,7 +1132,7 @@
           <w:color w:val="6B7683"/>
           <w:sz w:val="24"/>
         </w:rPr>
-        <w:t>→ ＿＿＿＿＿＿＿＿＿＿＿＿</w:t>
+        <w:t xml:space="preserve">   → ＿＿＿＿＿＿＿＿</w:t>
       </w:r>
     </w:p>
     <w:p>
@@ -1160,8 +1156,6 @@
         </w:rPr>
         <w:t>孩子 / 早点儿 / 回家 / 妈妈 / 让</w:t>
       </w:r>
-    </w:p>
-    <w:p>
       <w:r>
         <w:rPr>
           <w:rFonts w:ascii="Calibri" w:hAnsi="Calibri"/>
@@ -1170,12 +1164,12 @@
           <w:color w:val="6B7683"/>
           <w:sz w:val="24"/>
         </w:rPr>
-        <w:t>→ ＿＿＿＿＿＿＿＿＿＿＿＿</w:t>
+        <w:t xml:space="preserve">   → ＿＿＿＿＿＿＿＿</w:t>
       </w:r>
     </w:p>
     <w:p>
       <w:pPr>
-        <w:spacing w:before="280"/>
+        <w:spacing w:before="200"/>
       </w:pPr>
       <w:r>
         <w:rPr>
@@ -1241,8 +1235,6 @@
         </w:rPr>
         <w:t xml:space="preserve">  (dùng: 第一次)</w:t>
       </w:r>
-    </w:p>
-    <w:p>
       <w:r>
         <w:rPr>
           <w:rFonts w:ascii="Calibri" w:hAnsi="Calibri"/>
@@ -1251,7 +1243,7 @@
           <w:color w:val="6B7683"/>
           <w:sz w:val="24"/>
         </w:rPr>
-        <w:t>→ ＿＿＿＿＿＿＿＿＿＿＿＿</w:t>
+        <w:t xml:space="preserve">   → ＿＿＿＿＿＿＿＿</w:t>
       </w:r>
     </w:p>
     <w:p>
@@ -1285,8 +1277,6 @@
         </w:rPr>
         <w:t xml:space="preserve">  (dùng: 帮忙)</w:t>
       </w:r>
-    </w:p>
-    <w:p>
       <w:r>
         <w:rPr>
           <w:rFonts w:ascii="Calibri" w:hAnsi="Calibri"/>
@@ -1295,7 +1285,7 @@
           <w:color w:val="6B7683"/>
           <w:sz w:val="24"/>
         </w:rPr>
-        <w:t>→ ＿＿＿＿＿＿＿＿＿＿＿＿</w:t>
+        <w:t xml:space="preserve">   → ＿＿＿＿＿＿＿＿</w:t>
       </w:r>
     </w:p>
     <w:p>
@@ -1329,8 +1319,6 @@
         </w:rPr>
         <w:t xml:space="preserve">  (dùng: 有时 / 懂)</w:t>
       </w:r>
-    </w:p>
-    <w:p>
       <w:r>
         <w:rPr>
           <w:rFonts w:ascii="Calibri" w:hAnsi="Calibri"/>
@@ -1339,12 +1327,12 @@
           <w:color w:val="6B7683"/>
           <w:sz w:val="24"/>
         </w:rPr>
-        <w:t>→ ＿＿＿＿＿＿＿＿＿＿＿＿</w:t>
+        <w:t xml:space="preserve">   → ＿＿＿＿＿＿＿＿</w:t>
       </w:r>
     </w:p>
     <w:p>
       <w:pPr>
-        <w:spacing w:before="280"/>
+        <w:spacing w:before="200"/>
       </w:pPr>
       <w:r>
         <w:rPr>
@@ -1768,7 +1756,7 @@
     </w:p>
     <w:p>
       <w:pPr>
-        <w:spacing w:before="280"/>
+        <w:spacing w:before="200"/>
       </w:pPr>
       <w:r>
         <w:rPr>
@@ -1961,7 +1949,7 @@
     </w:p>
     <w:p>
       <w:pPr>
-        <w:spacing w:before="280"/>
+        <w:spacing w:before="200"/>
       </w:pPr>
       <w:r>
         <w:rPr>
@@ -1993,7 +1981,7 @@
           <w:color w:val="6B7683"/>
           <w:sz w:val="22"/>
         </w:rPr>
-        <w:t>Nghe câu hỏi rồi trả lời.</w:t>
+        <w:t>Nghe câu hỏi rồi trả lời. Dàn bài chuẩn HSKK 初级: (1) Trả lời thẳng câu hỏi bằng 1 câu ngắn — đúng ngữ pháp hơn là nói dài; (2) Thêm 1 câu mô tả/giải thích cụ thể hơn (làm gì, với ai, thế nào); (3) (không bắt buộc, để đạt điểm cao) thêm 1 câu cảm nghĩ hoặc mở rộng.</w:t>
       </w:r>
     </w:p>
     <w:p>
@@ -2102,7 +2090,7 @@
     </w:p>
     <w:p>
       <w:pPr>
-        <w:spacing w:before="280"/>
+        <w:spacing w:before="200"/>
       </w:pPr>
       <w:r>
         <w:rPr>
@@ -2256,7 +2244,7 @@
     </w:p>
     <w:sectPr>
       <w:pgSz w:w="12240" w:h="15840"/>
-      <w:pgMar w:top="1440" w:right="1800" w:bottom="1440" w:left="1800" w:header="720" w:footer="720" w:gutter="0"/>
+      <w:pgMar w:top="864" w:right="1008" w:bottom="864" w:left="1008" w:header="720" w:footer="720" w:gutter="0"/>
       <w:cols w:space="720"/>
       <w:docGrid w:linePitch="360"/>
     </w:sectPr>
@@ -2627,6 +2615,9 @@
     <w:name w:val="Normal"/>
     <w:qFormat/>
     <w:rsid w:val="00FC693F"/>
+    <w:pPr>
+      <w:spacing w:before="0" w:after="40" w:line="240" w:lineRule="auto"/>
+    </w:pPr>
   </w:style>
   <w:style w:type="paragraph" w:styleId="Header">
     <w:name w:val="header"/>
